--- a/deliverables/[InnovateCorp] LangSmith Self-Hosted Design Document.docx
+++ b/deliverables/[InnovateCorp] LangSmith Self-Hosted Design Document.docx
@@ -103,7 +103,7 @@
         <w:pStyle w:val="BodyText"/>
       </w:pPr>
       <w:r>
-        <w:t>This document defines the infrastructure architecture for InnovateCorp's self-hosted LangSmith platform on Google Cloud. It states the capabilities in scope for the initial deployment, the infrastructure required to run them, and the conditions under which that infrastructure is scaled. It is written for technical review and approval.</w:t>
+        <w:t>This document defines the infrastructure architecture for InnovateCorp's self-hosted LangSmith platform on Google Cloud. The deployment installs Helm chart 0.17.25, which deploys LangSmith application 0.17.53. It states the capabilities in scope for the initial deployment, the infrastructure required to run them, and the conditions under which that infrastructure is scaled. It is written for technical review and approval.</w:t>
       </w:r>
     </w:p>
     <w:p>
@@ -314,7 +314,7 @@
         <w:pStyle w:val="BodyText"/>
       </w:pPr>
       <w:r>
-        <w:t>Self-hosted LangSmith runs the LangSmith platform in your own infrastructure so that trace and operational data stay in your environment. The base installation includes observability, evaluation, prompt engineering, Insights, and Chat.</w:t>
+        <w:t>Self-hosted LangSmith runs the LangSmith platform in your own infrastructure so that trace and operational data stay in your environment. This design installs Helm chart 0.17.25. The base installation includes observability, evaluation, prompt engineering, Insights, and Chat.</w:t>
       </w:r>
     </w:p>
     <w:p>
@@ -359,204 +359,7 @@
         <w:pStyle w:val="BodyText"/>
       </w:pPr>
       <w:r>
-        <w:t>The installation is a production deployment. Durable data is held in managed services outside the cluster. Those services are configured for high availability, and recovery from a regional failure is part of the design.</w:t>
-      </w:r>
-    </w:p>
-    <w:p>
-      <w:pPr>
-        <w:pStyle w:val="BodyText"/>
-      </w:pPr>
-      <w:r>
-        <w:t>Staff sign in through InnovateCorp's OIDC provider. Agents authenticate with API keys. A local administrator account is used to complete the first login, and remains available for emergency access after OIDC is enabled. The API key salt is generated once during installation. It is not rotated, because a change would invalidate every existing API key.</w:t>
-      </w:r>
-    </w:p>
-    <w:p>
-      <w:pPr>
-        <w:pStyle w:val="BodyText"/>
-      </w:pPr>
-      <w:r>
-        <w:t>The initial deployment delivers the capabilities of a standard LangSmith installation:</w:t>
-      </w:r>
-    </w:p>
-    <w:p>
-      <w:pPr>
-        <w:pStyle w:val="List"/>
-        <w:numPr>
-          <w:ilvl w:val="0"/>
-          <w:numId w:val="1"/>
-        </w:numPr>
-      </w:pPr>
-      <w:r>
-        <w:rPr>
-          <w:b/>
-        </w:rPr>
-        <w:t>Observability.</w:t>
-      </w:r>
-      <w:r>
-        <w:t xml:space="preserve"> Collection and review of traces produced by InnovateCorp's agents.</w:t>
-      </w:r>
-    </w:p>
-    <w:p>
-      <w:pPr>
-        <w:pStyle w:val="List"/>
-        <w:numPr>
-          <w:ilvl w:val="0"/>
-          <w:numId w:val="1"/>
-        </w:numPr>
-      </w:pPr>
-      <w:r>
-        <w:rPr>
-          <w:b/>
-        </w:rPr>
-        <w:t>Evaluation.</w:t>
-      </w:r>
-      <w:r>
-        <w:t xml:space="preserve"> Datasets, experiments, evaluators, and annotation of results.</w:t>
-      </w:r>
-    </w:p>
-    <w:p>
-      <w:pPr>
-        <w:pStyle w:val="List"/>
-        <w:numPr>
-          <w:ilvl w:val="0"/>
-          <w:numId w:val="1"/>
-        </w:numPr>
-      </w:pPr>
-      <w:r>
-        <w:rPr>
-          <w:b/>
-        </w:rPr>
-        <w:t>Prompt engineering.</w:t>
-      </w:r>
-      <w:r>
-        <w:t xml:space="preserve"> The playground used to develop and try prompts.</w:t>
-      </w:r>
-    </w:p>
-    <w:p>
-      <w:pPr>
-        <w:pStyle w:val="List"/>
-        <w:numPr>
-          <w:ilvl w:val="0"/>
-          <w:numId w:val="1"/>
-        </w:numPr>
-      </w:pPr>
-      <w:r>
-        <w:rPr>
-          <w:b/>
-        </w:rPr>
-        <w:t>Chat.</w:t>
-      </w:r>
-      <w:r>
-        <w:t xml:space="preserve"> Assistance for working with data already held in LangSmith.</w:t>
-      </w:r>
-    </w:p>
-    <w:p>
-      <w:pPr>
-        <w:pStyle w:val="BodyText"/>
-      </w:pPr>
-      <w:r>
-        <w:t>Chat is part of that standard installation. It runs on the same cluster. It uses a database on the platform PostgreSQL 18 instance and a logical database on the existing Memorystore instance. It requires access to a model provider.</w:t>
-      </w:r>
-    </w:p>
-    <w:p>
-      <w:pPr>
-        <w:pStyle w:val="Heading4"/>
-      </w:pPr>
-      <w:r>
-        <w:t>Future Considerations</w:t>
-      </w:r>
-    </w:p>
-    <w:p>
-      <w:pPr>
-        <w:pStyle w:val="BodyText"/>
-      </w:pPr>
-      <w:r>
-        <w:t>A later phase can add LangSmith Deployment as maturity evolves, so that agents can be hosted and managed from this platform. Sizing for that phase is outside the scope of this document.</w:t>
-      </w:r>
-    </w:p>
-    <w:p>
-      <w:pPr>
-        <w:pStyle w:val="BodyText"/>
-      </w:pPr>
-      <w:r>
-        <w:t>The additional infrastructure is:</w:t>
-      </w:r>
-    </w:p>
-    <w:p>
-      <w:pPr>
-        <w:pStyle w:val="List"/>
-        <w:numPr>
-          <w:ilvl w:val="0"/>
-          <w:numId w:val="1"/>
-        </w:numPr>
-      </w:pPr>
-      <w:r>
-        <w:t>KEDA (Kubernetes Event-driven Autoscaling), installed in the GKE cluster. It scales the hosted agent servers from the depth of their job queue.</w:t>
-      </w:r>
-    </w:p>
-    <w:p>
-      <w:pPr>
-        <w:pStyle w:val="List"/>
-        <w:numPr>
-          <w:ilvl w:val="0"/>
-          <w:numId w:val="1"/>
-        </w:numPr>
-      </w:pPr>
-      <w:r>
-        <w:t>The Deployment control plane on the existing cluster: host backend, listener, and operator.</w:t>
-      </w:r>
-    </w:p>
-    <w:p>
-      <w:pPr>
-        <w:pStyle w:val="List"/>
-        <w:numPr>
-          <w:ilvl w:val="0"/>
-          <w:numId w:val="1"/>
-        </w:numPr>
-      </w:pPr>
-      <w:r>
-        <w:t>The agent server pods that make up the data plane, scheduled on the existing GKE cluster.</w:t>
-      </w:r>
-    </w:p>
-    <w:p>
-      <w:pPr>
-        <w:pStyle w:val="List"/>
-        <w:numPr>
-          <w:ilvl w:val="0"/>
-          <w:numId w:val="1"/>
-        </w:numPr>
-      </w:pPr>
-      <w:r>
-        <w:t>A default StorageClass backed by the GCE persistent disk provisioner, for volumes those agent servers request.</w:t>
-      </w:r>
-    </w:p>
-    <w:p>
-      <w:pPr>
-        <w:pStyle w:val="BodyText"/>
-      </w:pPr>
-      <w:r>
-        <w:t>The Cloud SQL instance deployed for the initial phase also holds short-term and long-term memory for the hosted agents. Memorystore and the Cloud Storage buckets deployed for the initial phase continue to serve this feature.</w:t>
-      </w:r>
-    </w:p>
-    <w:p>
-      <w:r>
-        <w:br w:type="page"/>
-      </w:r>
-    </w:p>
-    <w:p>
-      <w:pPr>
-        <w:pStyle w:val="Heading3"/>
-      </w:pPr>
-      <w:r>
-        <w:t>Deployment Architecture</w:t>
-      </w:r>
-    </w:p>
-    <w:p>
-      <w:pPr>
-        <w:pStyle w:val="BodyText"/>
-      </w:pPr>
-      <w:r>
-        <w:t xml:space="preserve">The platform uses </w:t>
+        <w:t xml:space="preserve">The installation is a production deployment. Durable data is held in managed services outside the cluster. Those services stay in </w:t>
       </w:r>
       <w:r>
         <w:rPr>
@@ -569,20 +372,196 @@
         <w:t>us-west2</w:t>
       </w:r>
       <w:r>
-        <w:t xml:space="preserve"> as its primary region. A dedicated VPC in that region holds the GKE cluster and the managed databases. Where a Google Cloud product offers a multi-region configuration, this design uses it. Payload and attachment storage is a multi-region </w:t>
-      </w:r>
+        <w:t xml:space="preserve"> and keep serving if one zone fails.</w:t>
+      </w:r>
+    </w:p>
+    <w:p>
+      <w:pPr>
+        <w:pStyle w:val="BodyText"/>
+      </w:pPr>
+      <w:r>
+        <w:t>Staff sign in through InnovateCorp's OIDC provider, and agents authenticate with API keys.</w:t>
+      </w:r>
+    </w:p>
+    <w:p>
+      <w:pPr>
+        <w:pStyle w:val="BodyText"/>
+      </w:pPr>
+      <w:r>
+        <w:t>The initial deployment delivers the capabilities of a standard LangSmith installation:</w:t>
+      </w:r>
+    </w:p>
+    <w:p>
+      <w:pPr>
+        <w:pStyle w:val="List"/>
+        <w:numPr>
+          <w:ilvl w:val="0"/>
+          <w:numId w:val="1"/>
+        </w:numPr>
+      </w:pPr>
       <w:r>
         <w:rPr>
-          <w:rFonts w:ascii="Menlo" w:hAnsi="Menlo"/>
-          <w:sz w:val="24"/>
-          <w:szCs w:val="24"/>
-          <w:shd w:val="clear" w:color="auto" w:fill="F2EFF7"/>
-          <w:color w:val="8250DF"/>
+          <w:b/>
         </w:rPr>
-        <w:t>us</w:t>
-      </w:r>
-      <w:r>
-        <w:t xml:space="preserve"> bucket. The SmithDB bucket remains a single-region bucket in </w:t>
+        <w:t>Observability.</w:t>
+      </w:r>
+      <w:r>
+        <w:t xml:space="preserve"> Collection and review of traces produced by InnovateCorp's agents.</w:t>
+      </w:r>
+    </w:p>
+    <w:p>
+      <w:pPr>
+        <w:pStyle w:val="List"/>
+        <w:numPr>
+          <w:ilvl w:val="0"/>
+          <w:numId w:val="1"/>
+        </w:numPr>
+      </w:pPr>
+      <w:r>
+        <w:rPr>
+          <w:b/>
+        </w:rPr>
+        <w:t>Evaluation.</w:t>
+      </w:r>
+      <w:r>
+        <w:t xml:space="preserve"> Datasets, experiments, evaluators, and annotation of results.</w:t>
+      </w:r>
+    </w:p>
+    <w:p>
+      <w:pPr>
+        <w:pStyle w:val="List"/>
+        <w:numPr>
+          <w:ilvl w:val="0"/>
+          <w:numId w:val="1"/>
+        </w:numPr>
+      </w:pPr>
+      <w:r>
+        <w:rPr>
+          <w:b/>
+        </w:rPr>
+        <w:t>Prompt engineering.</w:t>
+      </w:r>
+      <w:r>
+        <w:t xml:space="preserve"> The playground used to develop and try prompts.</w:t>
+      </w:r>
+    </w:p>
+    <w:p>
+      <w:pPr>
+        <w:pStyle w:val="List"/>
+        <w:numPr>
+          <w:ilvl w:val="0"/>
+          <w:numId w:val="1"/>
+        </w:numPr>
+      </w:pPr>
+      <w:r>
+        <w:rPr>
+          <w:b/>
+        </w:rPr>
+        <w:t>Chat.</w:t>
+      </w:r>
+      <w:r>
+        <w:t xml:space="preserve"> Assistance for working with data already held in LangSmith.</w:t>
+      </w:r>
+    </w:p>
+    <w:p>
+      <w:pPr>
+        <w:pStyle w:val="BodyText"/>
+      </w:pPr>
+      <w:r>
+        <w:t>Chat is part of that standard installation. It runs on the same cluster. It uses a database on the platform PostgreSQL 18 instance and a logical database on the Redis instance.</w:t>
+      </w:r>
+    </w:p>
+    <w:p>
+      <w:pPr>
+        <w:pStyle w:val="Heading4"/>
+      </w:pPr>
+      <w:r>
+        <w:t>Future Considerations</w:t>
+      </w:r>
+    </w:p>
+    <w:p>
+      <w:pPr>
+        <w:pStyle w:val="BodyText"/>
+      </w:pPr>
+      <w:r>
+        <w:t>A later phase can add LangSmith Deployment as maturity evolves, so that agents can be hosted and managed from this platform. Sizing for that phase is outside the scope of this document.</w:t>
+      </w:r>
+    </w:p>
+    <w:p>
+      <w:pPr>
+        <w:pStyle w:val="BodyText"/>
+      </w:pPr>
+      <w:r>
+        <w:t>The additional infrastructure is:</w:t>
+      </w:r>
+    </w:p>
+    <w:p>
+      <w:pPr>
+        <w:pStyle w:val="List"/>
+        <w:numPr>
+          <w:ilvl w:val="0"/>
+          <w:numId w:val="1"/>
+        </w:numPr>
+      </w:pPr>
+      <w:r>
+        <w:t>KEDA (Kubernetes Event-driven Autoscaling), installed in the GKE cluster. It scales the hosted agent servers from the depth of their job queue.</w:t>
+      </w:r>
+    </w:p>
+    <w:p>
+      <w:pPr>
+        <w:pStyle w:val="List"/>
+        <w:numPr>
+          <w:ilvl w:val="0"/>
+          <w:numId w:val="1"/>
+        </w:numPr>
+      </w:pPr>
+      <w:r>
+        <w:t>The Deployment control plane on the existing cluster: host backend, listener, and operator.</w:t>
+      </w:r>
+    </w:p>
+    <w:p>
+      <w:pPr>
+        <w:pStyle w:val="List"/>
+        <w:numPr>
+          <w:ilvl w:val="0"/>
+          <w:numId w:val="1"/>
+        </w:numPr>
+      </w:pPr>
+      <w:r>
+        <w:t>The agent server pods that make up the data plane, scheduled on the existing GKE cluster.</w:t>
+      </w:r>
+    </w:p>
+    <w:p>
+      <w:pPr>
+        <w:pStyle w:val="List"/>
+        <w:numPr>
+          <w:ilvl w:val="0"/>
+          <w:numId w:val="1"/>
+        </w:numPr>
+      </w:pPr>
+      <w:r>
+        <w:t>A default StorageClass backed by the GCE persistent disk provisioner, for volumes those agent servers request.</w:t>
+      </w:r>
+    </w:p>
+    <w:p>
+      <w:r>
+        <w:br w:type="page"/>
+      </w:r>
+    </w:p>
+    <w:p>
+      <w:pPr>
+        <w:pStyle w:val="Heading3"/>
+      </w:pPr>
+      <w:r>
+        <w:t>Deployment Architecture</w:t>
+      </w:r>
+    </w:p>
+    <w:p>
+      <w:pPr>
+        <w:pStyle w:val="BodyText"/>
+      </w:pPr>
+      <w:r>
+        <w:t xml:space="preserve">The platform runs in one region, </w:t>
       </w:r>
       <w:r>
         <w:rPr>
@@ -595,7 +574,379 @@
         <w:t>us-west2</w:t>
       </w:r>
       <w:r>
-        <w:t>, because SmithDB requires that placement. Private nodes reach Cloud Storage without public addresses.</w:t>
+        <w:t>. A VPC in that region holds the GKE cluster and the managed databases. Private nodes reach Cloud Storage without public addresses.</w:t>
+      </w:r>
+    </w:p>
+    <w:p>
+      <w:pPr>
+        <w:pStyle w:val="BodyText"/>
+      </w:pPr>
+      <w:r>
+        <w:t xml:space="preserve">Live data stays in </w:t>
+      </w:r>
+      <w:r>
+        <w:rPr>
+          <w:rFonts w:ascii="Menlo" w:hAnsi="Menlo"/>
+          <w:sz w:val="24"/>
+          <w:szCs w:val="24"/>
+          <w:shd w:val="clear" w:color="auto" w:fill="F2EFF7"/>
+          <w:color w:val="8250DF"/>
+        </w:rPr>
+        <w:t>us-west2</w:t>
+      </w:r>
+      <w:r>
+        <w:t>, in the same region as the cluster.</w:t>
+      </w:r>
+    </w:p>
+    <w:tbl>
+      <w:tblPr>
+        <w:tblW w:w="0" w:type="auto"/>
+        <w:tblBorders>
+          <w:top w:val="single" w:sz="4" w:color="D0D7DE"/>
+          <w:left w:val="single" w:sz="4" w:color="D0D7DE"/>
+          <w:bottom w:val="single" w:sz="4" w:color="D0D7DE"/>
+          <w:right w:val="single" w:sz="4" w:color="D0D7DE"/>
+          <w:insideH w:val="single" w:sz="4" w:color="D0D7DE"/>
+          <w:insideV w:val="single" w:sz="4" w:color="D0D7DE"/>
+        </w:tblBorders>
+      </w:tblPr>
+      <w:tr>
+        <w:tc>
+          <w:tcPr>
+            <w:shd w:val="clear" w:color="auto" w:fill="F0F2F4"/>
+            <w:tcMar>
+              <w:top w:w="100" w:type="dxa"/>
+              <w:left w:w="100" w:type="dxa"/>
+              <w:bottom w:w="100" w:type="dxa"/>
+              <w:right w:w="100" w:type="dxa"/>
+            </w:tcMar>
+          </w:tcPr>
+          <w:p>
+            <w:pPr>
+              <w:pStyle w:val="TableContents"/>
+            </w:pPr>
+            <w:r>
+              <w:rPr>
+                <w:b/>
+              </w:rPr>
+              <w:t>Store</w:t>
+            </w:r>
+          </w:p>
+        </w:tc>
+        <w:tc>
+          <w:tcPr>
+            <w:shd w:val="clear" w:color="auto" w:fill="F0F2F4"/>
+            <w:tcMar>
+              <w:top w:w="100" w:type="dxa"/>
+              <w:left w:w="100" w:type="dxa"/>
+              <w:bottom w:w="100" w:type="dxa"/>
+              <w:right w:w="100" w:type="dxa"/>
+            </w:tcMar>
+          </w:tcPr>
+          <w:p>
+            <w:pPr>
+              <w:pStyle w:val="TableContents"/>
+            </w:pPr>
+            <w:r>
+              <w:rPr>
+                <w:b/>
+              </w:rPr>
+              <w:t>What Google Cloud supports</w:t>
+            </w:r>
+          </w:p>
+        </w:tc>
+        <w:tc>
+          <w:tcPr>
+            <w:shd w:val="clear" w:color="auto" w:fill="F0F2F4"/>
+            <w:tcMar>
+              <w:top w:w="100" w:type="dxa"/>
+              <w:left w:w="100" w:type="dxa"/>
+              <w:bottom w:w="100" w:type="dxa"/>
+              <w:right w:w="100" w:type="dxa"/>
+            </w:tcMar>
+          </w:tcPr>
+          <w:p>
+            <w:pPr>
+              <w:pStyle w:val="TableContents"/>
+            </w:pPr>
+            <w:r>
+              <w:rPr>
+                <w:b/>
+              </w:rPr>
+              <w:t>This design</w:t>
+            </w:r>
+          </w:p>
+        </w:tc>
+      </w:tr>
+      <w:tr>
+        <w:tc>
+          <w:tcPr>
+            <w:tcMar>
+              <w:top w:w="100" w:type="dxa"/>
+              <w:left w:w="100" w:type="dxa"/>
+              <w:bottom w:w="100" w:type="dxa"/>
+              <w:right w:w="100" w:type="dxa"/>
+            </w:tcMar>
+          </w:tcPr>
+          <w:p>
+            <w:pPr>
+              <w:pStyle w:val="TableContents"/>
+            </w:pPr>
+            <w:r>
+              <w:t>Cloud SQL</w:t>
+            </w:r>
+          </w:p>
+        </w:tc>
+        <w:tc>
+          <w:tcPr>
+            <w:tcMar>
+              <w:top w:w="100" w:type="dxa"/>
+              <w:left w:w="100" w:type="dxa"/>
+              <w:bottom w:w="100" w:type="dxa"/>
+              <w:right w:w="100" w:type="dxa"/>
+            </w:tcMar>
+          </w:tcPr>
+          <w:p>
+            <w:pPr>
+              <w:pStyle w:val="TableContents"/>
+            </w:pPr>
+            <w:r>
+              <w:t>The database runs in one region. High availability adds a standby in a second zone of that region.</w:t>
+            </w:r>
+          </w:p>
+        </w:tc>
+        <w:tc>
+          <w:tcPr>
+            <w:tcMar>
+              <w:top w:w="100" w:type="dxa"/>
+              <w:left w:w="100" w:type="dxa"/>
+              <w:bottom w:w="100" w:type="dxa"/>
+              <w:right w:w="100" w:type="dxa"/>
+            </w:tcMar>
+          </w:tcPr>
+          <w:p>
+            <w:pPr>
+              <w:pStyle w:val="TableContents"/>
+            </w:pPr>
+            <w:r>
+              <w:t xml:space="preserve">Regional high availability in </w:t>
+            </w:r>
+            <w:r>
+              <w:rPr>
+                <w:rFonts w:ascii="Menlo" w:hAnsi="Menlo"/>
+                <w:sz w:val="24"/>
+                <w:szCs w:val="24"/>
+                <w:shd w:val="clear" w:color="auto" w:fill="F2EFF7"/>
+                <w:color w:val="8250DF"/>
+              </w:rPr>
+              <w:t>us-west2</w:t>
+            </w:r>
+            <w:r>
+              <w:t>. The database keeps serving if one zone fails.</w:t>
+            </w:r>
+          </w:p>
+        </w:tc>
+      </w:tr>
+      <w:tr>
+        <w:tc>
+          <w:tcPr>
+            <w:shd w:val="clear" w:color="auto" w:fill="F6F8FA"/>
+            <w:tcMar>
+              <w:top w:w="100" w:type="dxa"/>
+              <w:left w:w="100" w:type="dxa"/>
+              <w:bottom w:w="100" w:type="dxa"/>
+              <w:right w:w="100" w:type="dxa"/>
+            </w:tcMar>
+          </w:tcPr>
+          <w:p>
+            <w:pPr>
+              <w:pStyle w:val="TableContents"/>
+            </w:pPr>
+            <w:r>
+              <w:t>Redis</w:t>
+            </w:r>
+          </w:p>
+        </w:tc>
+        <w:tc>
+          <w:tcPr>
+            <w:shd w:val="clear" w:color="auto" w:fill="F6F8FA"/>
+            <w:tcMar>
+              <w:top w:w="100" w:type="dxa"/>
+              <w:left w:w="100" w:type="dxa"/>
+              <w:bottom w:w="100" w:type="dxa"/>
+              <w:right w:w="100" w:type="dxa"/>
+            </w:tcMar>
+          </w:tcPr>
+          <w:p>
+            <w:pPr>
+              <w:pStyle w:val="TableContents"/>
+            </w:pPr>
+            <w:r>
+              <w:t>Basic tier runs in one zone. Standard tier keeps a replica in another zone of the same region and fails over to it.</w:t>
+            </w:r>
+          </w:p>
+        </w:tc>
+        <w:tc>
+          <w:tcPr>
+            <w:shd w:val="clear" w:color="auto" w:fill="F6F8FA"/>
+            <w:tcMar>
+              <w:top w:w="100" w:type="dxa"/>
+              <w:left w:w="100" w:type="dxa"/>
+              <w:bottom w:w="100" w:type="dxa"/>
+              <w:right w:w="100" w:type="dxa"/>
+            </w:tcMar>
+          </w:tcPr>
+          <w:p>
+            <w:pPr>
+              <w:pStyle w:val="TableContents"/>
+            </w:pPr>
+            <w:r>
+              <w:t xml:space="preserve">Standard tier in </w:t>
+            </w:r>
+            <w:r>
+              <w:rPr>
+                <w:rFonts w:ascii="Menlo" w:hAnsi="Menlo"/>
+                <w:sz w:val="24"/>
+                <w:szCs w:val="24"/>
+                <w:shd w:val="clear" w:color="auto" w:fill="F2EFF7"/>
+                <w:color w:val="8250DF"/>
+              </w:rPr>
+              <w:t>us-west2</w:t>
+            </w:r>
+            <w:r>
+              <w:t>. The queue keeps serving if one zone fails.</w:t>
+            </w:r>
+          </w:p>
+        </w:tc>
+      </w:tr>
+      <w:tr>
+        <w:tc>
+          <w:tcPr>
+            <w:tcMar>
+              <w:top w:w="100" w:type="dxa"/>
+              <w:left w:w="100" w:type="dxa"/>
+              <w:bottom w:w="100" w:type="dxa"/>
+              <w:right w:w="100" w:type="dxa"/>
+            </w:tcMar>
+          </w:tcPr>
+          <w:p>
+            <w:pPr>
+              <w:pStyle w:val="TableContents"/>
+            </w:pPr>
+            <w:r>
+              <w:t>Cloud Storage</w:t>
+            </w:r>
+          </w:p>
+        </w:tc>
+        <w:tc>
+          <w:tcPr>
+            <w:tcMar>
+              <w:top w:w="100" w:type="dxa"/>
+              <w:left w:w="100" w:type="dxa"/>
+              <w:bottom w:w="100" w:type="dxa"/>
+              <w:right w:w="100" w:type="dxa"/>
+            </w:tcMar>
+          </w:tcPr>
+          <w:p>
+            <w:pPr>
+              <w:pStyle w:val="TableContents"/>
+            </w:pPr>
+            <w:r>
+              <w:t xml:space="preserve">A bucket can be one zone, one region, two specific regions, or a multi-region such as </w:t>
+            </w:r>
+            <w:r>
+              <w:rPr>
+                <w:rFonts w:ascii="Menlo" w:hAnsi="Menlo"/>
+                <w:sz w:val="24"/>
+                <w:szCs w:val="24"/>
+                <w:shd w:val="clear" w:color="auto" w:fill="F2EFF7"/>
+                <w:color w:val="8250DF"/>
+              </w:rPr>
+              <w:t>us</w:t>
+            </w:r>
+            <w:r>
+              <w:t>. A zonal bucket is only for Rapid storage. A regional bucket is copied across the zones of that region. A multi-region bucket is copied across regions that Google chooses, and every read is charged as data leaving the bucket.</w:t>
+            </w:r>
+          </w:p>
+        </w:tc>
+        <w:tc>
+          <w:tcPr>
+            <w:tcMar>
+              <w:top w:w="100" w:type="dxa"/>
+              <w:left w:w="100" w:type="dxa"/>
+              <w:bottom w:w="100" w:type="dxa"/>
+              <w:right w:w="100" w:type="dxa"/>
+            </w:tcMar>
+          </w:tcPr>
+          <w:p>
+            <w:pPr>
+              <w:pStyle w:val="TableContents"/>
+            </w:pPr>
+            <w:r>
+              <w:t xml:space="preserve">Both buckets are regional, in </w:t>
+            </w:r>
+            <w:r>
+              <w:rPr>
+                <w:rFonts w:ascii="Menlo" w:hAnsi="Menlo"/>
+                <w:sz w:val="24"/>
+                <w:szCs w:val="24"/>
+                <w:shd w:val="clear" w:color="auto" w:fill="F2EFF7"/>
+                <w:color w:val="8250DF"/>
+              </w:rPr>
+              <w:t>us-west2</w:t>
+            </w:r>
+            <w:r>
+              <w:t>.</w:t>
+            </w:r>
+          </w:p>
+        </w:tc>
+      </w:tr>
+    </w:tbl>
+    <w:p>
+      <w:pPr>
+        <w:spacing w:before="0" w:after="100"/>
+      </w:pPr>
+    </w:p>
+    <w:p>
+      <w:pPr>
+        <w:pStyle w:val="BodyText"/>
+      </w:pPr>
+      <w:r>
+        <w:t>Both buckets are regional because the cluster that reads them is in one region, and a regional bucket already survives a zone failure.</w:t>
+      </w:r>
+    </w:p>
+    <w:p>
+      <w:pPr>
+        <w:pStyle w:val="BodyText"/>
+      </w:pPr>
+      <w:r>
+        <w:t xml:space="preserve">If </w:t>
+      </w:r>
+      <w:r>
+        <w:rPr>
+          <w:rFonts w:ascii="Menlo" w:hAnsi="Menlo"/>
+          <w:sz w:val="24"/>
+          <w:szCs w:val="24"/>
+          <w:shd w:val="clear" w:color="auto" w:fill="F2EFF7"/>
+          <w:color w:val="8250DF"/>
+        </w:rPr>
+        <w:t>us-west2</w:t>
+      </w:r>
+      <w:r>
+        <w:t xml:space="preserve"> is down, the cluster, Cloud SQL, and Redis are down with it. A bucket in another region would not keep the platform running. Recovery is a restore from backup after the region is available again.</w:t>
+      </w:r>
+    </w:p>
+    <w:p>
+      <w:r>
+        <w:br w:type="page"/>
+      </w:r>
+    </w:p>
+    <w:p>
+      <w:pPr>
+        <w:pStyle w:val="Heading4"/>
+      </w:pPr>
+      <w:r>
+        <w:t>Architecture Diagram</w:t>
       </w:r>
     </w:p>
     <w:p>
@@ -641,6 +992,11 @@
         </w:drawing>
       </w:r>
     </w:p>
+    <w:p>
+      <w:r>
+        <w:br w:type="page"/>
+      </w:r>
+    </w:p>
     <w:tbl>
       <w:tblPr>
         <w:tblW w:w="0" w:type="auto"/>
@@ -850,7 +1206,7 @@
               <w:pStyle w:val="TableContents"/>
             </w:pPr>
             <w:r>
-              <w:t>Runs the trace store processes that accept writes and serve reads. Local SSD on these nodes holds a cache for the pod that is using it.</w:t>
+              <w:t>Runs query, ingestion, and the compaction workers. Local SSD on these nodes is the cache those pods mount.</w:t>
             </w:r>
           </w:p>
         </w:tc>
@@ -888,7 +1244,7 @@
               <w:pStyle w:val="TableContents"/>
             </w:pPr>
             <w:r>
-              <w:t>Runs background maintenance for the trace store, including compaction and coordination across the cache pods.</w:t>
+              <w:t>Runs the compaction scheduler and the cluster manager. These pods coordinate maintenance and do not mount the trace cache.</w:t>
             </w:r>
           </w:p>
         </w:tc>
@@ -987,7 +1343,7 @@
               <w:pStyle w:val="TableContents"/>
             </w:pPr>
             <w:r>
-              <w:t>Memorystore for Redis</w:t>
+              <w:t>Redis</w:t>
             </w:r>
           </w:p>
         </w:tc>
@@ -1044,47 +1400,7 @@
               <w:pStyle w:val="TableContents"/>
             </w:pPr>
             <w:r>
-              <w:t>Holds the durable copy of traces and feedback. Retention is applied by compaction. Objects in this bucket are not expired by a storage lifecycle rule.</w:t>
-            </w:r>
-          </w:p>
-        </w:tc>
-      </w:tr>
-      <w:tr>
-        <w:tc>
-          <w:tcPr>
-            <w:shd w:val="clear" w:color="auto" w:fill="F6F8FA"/>
-            <w:tcMar>
-              <w:top w:w="100" w:type="dxa"/>
-              <w:left w:w="100" w:type="dxa"/>
-              <w:bottom w:w="100" w:type="dxa"/>
-              <w:right w:w="100" w:type="dxa"/>
-            </w:tcMar>
-          </w:tcPr>
-          <w:p>
-            <w:pPr>
-              <w:pStyle w:val="TableContents"/>
-            </w:pPr>
-            <w:r>
-              <w:t>Blob GCS bucket</w:t>
-            </w:r>
-          </w:p>
-        </w:tc>
-        <w:tc>
-          <w:tcPr>
-            <w:shd w:val="clear" w:color="auto" w:fill="F6F8FA"/>
-            <w:tcMar>
-              <w:top w:w="100" w:type="dxa"/>
-              <w:left w:w="100" w:type="dxa"/>
-              <w:bottom w:w="100" w:type="dxa"/>
-              <w:right w:w="100" w:type="dxa"/>
-            </w:tcMar>
-          </w:tcPr>
-          <w:p>
-            <w:pPr>
-              <w:pStyle w:val="TableContents"/>
-            </w:pPr>
-            <w:r>
-              <w:t xml:space="preserve">Holds large payloads and attachments in a multi-region </w:t>
+              <w:t xml:space="preserve">Holds the durable copy of traces and feedback in a regional bucket in </w:t>
             </w:r>
             <w:r>
               <w:rPr>
@@ -1094,10 +1410,63 @@
                 <w:shd w:val="clear" w:color="auto" w:fill="F2EFF7"/>
                 <w:color w:val="8250DF"/>
               </w:rPr>
-              <w:t>us</w:t>
-            </w:r>
-            <w:r>
-              <w:t xml:space="preserve"> bucket. Short-lived objects expire after 14 days, and long-lived objects expire after 400 days.</w:t>
+              <w:t>us-west2</w:t>
+            </w:r>
+            <w:r>
+              <w:t>. Retention is applied by compaction. Objects in this bucket are not expired by a storage lifecycle rule.</w:t>
+            </w:r>
+          </w:p>
+        </w:tc>
+      </w:tr>
+      <w:tr>
+        <w:tc>
+          <w:tcPr>
+            <w:shd w:val="clear" w:color="auto" w:fill="F6F8FA"/>
+            <w:tcMar>
+              <w:top w:w="100" w:type="dxa"/>
+              <w:left w:w="100" w:type="dxa"/>
+              <w:bottom w:w="100" w:type="dxa"/>
+              <w:right w:w="100" w:type="dxa"/>
+            </w:tcMar>
+          </w:tcPr>
+          <w:p>
+            <w:pPr>
+              <w:pStyle w:val="TableContents"/>
+            </w:pPr>
+            <w:r>
+              <w:t>Blob GCS bucket</w:t>
+            </w:r>
+          </w:p>
+        </w:tc>
+        <w:tc>
+          <w:tcPr>
+            <w:shd w:val="clear" w:color="auto" w:fill="F6F8FA"/>
+            <w:tcMar>
+              <w:top w:w="100" w:type="dxa"/>
+              <w:left w:w="100" w:type="dxa"/>
+              <w:bottom w:w="100" w:type="dxa"/>
+              <w:right w:w="100" w:type="dxa"/>
+            </w:tcMar>
+          </w:tcPr>
+          <w:p>
+            <w:pPr>
+              <w:pStyle w:val="TableContents"/>
+            </w:pPr>
+            <w:r>
+              <w:t xml:space="preserve">Holds large payloads and attachments in a regional bucket in </w:t>
+            </w:r>
+            <w:r>
+              <w:rPr>
+                <w:rFonts w:ascii="Menlo" w:hAnsi="Menlo"/>
+                <w:sz w:val="24"/>
+                <w:szCs w:val="24"/>
+                <w:shd w:val="clear" w:color="auto" w:fill="F2EFF7"/>
+                <w:color w:val="8250DF"/>
+              </w:rPr>
+              <w:t>us-west2</w:t>
+            </w:r>
+            <w:r>
+              <w:t>. Short-lived objects expire after 14 days, and long-lived objects expire after 400 days.</w:t>
             </w:r>
           </w:p>
         </w:tc>
@@ -1109,11 +1478,24 @@
       </w:pPr>
     </w:p>
     <w:p>
+      <w:r>
+        <w:br w:type="page"/>
+      </w:r>
+    </w:p>
+    <w:p>
+      <w:pPr>
+        <w:pStyle w:val="Heading3"/>
+      </w:pPr>
+      <w:r>
+        <w:t>Scaling</w:t>
+      </w:r>
+    </w:p>
+    <w:p>
       <w:pPr>
         <w:pStyle w:val="BodyText"/>
       </w:pPr>
       <w:r>
-        <w:t>Cloud SQL and Memorystore use private addresses on the VPC. Nodes reach Cloud Storage through Private Google Access. Pods authenticate to Cloud Storage with Workload Identity.</w:t>
+        <w:t>The initial deployment is sized for approximately 20 concurrent users of the interface and a steady rate of approximately 100 traces per second, with bursts toward 1,000 traces per second. These are the sizes for a standard production install. SmithDB uses the medium configuration, which is intended for approximately 100 ingest requests per second and 40 query requests per second.</w:t>
       </w:r>
     </w:p>
     <w:p>
@@ -1121,49 +1503,7 @@
         <w:pStyle w:val="BodyText"/>
       </w:pPr>
       <w:r>
-        <w:t xml:space="preserve">Both Cloud SQL instances run PostgreSQL 18, the newest major version Cloud SQL offers, and both are configured for regional high availability. Memorystore is configured for Standard high availability. The metastore stays on its own instance because SmithDB requires an empty database, separate from the platform database. Recovery from a loss of the region is a restore from backup in </w:t>
-      </w:r>
-      <w:r>
-        <w:rPr>
-          <w:rFonts w:ascii="Menlo" w:hAnsi="Menlo"/>
-          <w:sz w:val="24"/>
-          <w:szCs w:val="24"/>
-          <w:shd w:val="clear" w:color="auto" w:fill="F2EFF7"/>
-          <w:color w:val="8250DF"/>
-        </w:rPr>
-        <w:t>us-west2</w:t>
-      </w:r>
-      <w:r>
-        <w:t>. Trace durability depends on the SmithDB object bucket and the metastore backup. The local disk used by SmithDB is a cache and is rebuilt when a pod reads data again.</w:t>
-      </w:r>
-    </w:p>
-    <w:p>
-      <w:r>
-        <w:br w:type="page"/>
-      </w:r>
-    </w:p>
-    <w:p>
-      <w:pPr>
-        <w:pStyle w:val="Heading3"/>
-      </w:pPr>
-      <w:r>
-        <w:t>Scaling</w:t>
-      </w:r>
-    </w:p>
-    <w:p>
-      <w:pPr>
-        <w:pStyle w:val="BodyText"/>
-      </w:pPr>
-      <w:r>
-        <w:t>The initial deployment is sized for approximately 20 concurrent users of the interface and a steady rate of approximately 100 traces per second, with bursts toward 1,000 traces per second. These are the sizes for a standard production install. SmithDB uses the medium configuration, which is intended for approximately 100 ingest requests per second and 40 query requests per second.</w:t>
-      </w:r>
-    </w:p>
-    <w:p>
-      <w:pPr>
-        <w:pStyle w:val="BodyText"/>
-      </w:pPr>
-      <w:r>
-        <w:t>Further growth is absorbed first by the autoscaling ranges below. When those ranges stay saturated, the installation moves to the larger production size. That size is for approximately 50 concurrent users and approximately 1,000 traces per second. SmithDB then uses the large configuration, intended for approximately 1,000 ingest requests per second and 100 query requests per second. The services and the SmithDB nodes are resized together.</w:t>
+        <w:t>Further growth is absorbed first by the autoscaling ranges below. When those ranges stay saturated, the installation moves to the larger production size. That size is for approximately 50 concurrent users and approximately 1,000 traces per second.</w:t>
       </w:r>
     </w:p>
     <w:p>
@@ -1817,15 +2157,15 @@
         <w:pStyle w:val="BodyText"/>
       </w:pPr>
       <w:r>
-        <w:t>Published scale guidance for this same workload recommends 16 backend replicas and 6 ingest-queue replicas. The initial production size limits the backend service to 10 replicas. Sustained operation at that limit, or a persistent ingest backlog, is the condition for moving to the larger production size.</w:t>
-      </w:r>
-    </w:p>
-    <w:p>
-      <w:pPr>
-        <w:pStyle w:val="BodyText"/>
-      </w:pPr>
-      <w:r>
-        <w:t>SmithDB ingestion, query, and the compaction worker scale independently, up to 10 replicas. The compaction scheduler and the cluster manager remain a single replica. Their machine size changes when the installation moves to the large configuration.</w:t>
+        <w:t>The initial production size limits the backend service to 10 replicas. Sustained operation at that limit, or a persistent ingest backlog, is the condition for moving to the larger production size.</w:t>
+      </w:r>
+    </w:p>
+    <w:p>
+      <w:pPr>
+        <w:pStyle w:val="Heading4"/>
+      </w:pPr>
+      <w:r>
+        <w:t>Sizing</w:t>
       </w:r>
     </w:p>
     <w:tbl>
@@ -1923,121 +2263,6 @@
               <w:pStyle w:val="TableContents"/>
             </w:pPr>
             <w:r>
-              <w:t>query, ingestion, compaction worker</w:t>
-            </w:r>
-          </w:p>
-        </w:tc>
-        <w:tc>
-          <w:tcPr>
-            <w:tcMar>
-              <w:top w:w="100" w:type="dxa"/>
-              <w:left w:w="100" w:type="dxa"/>
-              <w:bottom w:w="100" w:type="dxa"/>
-              <w:right w:w="100" w:type="dxa"/>
-            </w:tcMar>
-          </w:tcPr>
-          <w:p>
-            <w:pPr>
-              <w:pStyle w:val="TableContents"/>
-            </w:pPr>
-            <w:r>
-              <w:t>1, 1, and 1</w:t>
-            </w:r>
-          </w:p>
-        </w:tc>
-        <w:tc>
-          <w:tcPr>
-            <w:tcMar>
-              <w:top w:w="100" w:type="dxa"/>
-              <w:left w:w="100" w:type="dxa"/>
-              <w:bottom w:w="100" w:type="dxa"/>
-              <w:right w:w="100" w:type="dxa"/>
-            </w:tcMar>
-          </w:tcPr>
-          <w:p>
-            <w:pPr>
-              <w:pStyle w:val="TableContents"/>
-            </w:pPr>
-            <w:r>
-              <w:t>4, 2, and 4</w:t>
-            </w:r>
-          </w:p>
-        </w:tc>
-      </w:tr>
-      <w:tr>
-        <w:tc>
-          <w:tcPr>
-            <w:shd w:val="clear" w:color="auto" w:fill="F6F8FA"/>
-            <w:tcMar>
-              <w:top w:w="100" w:type="dxa"/>
-              <w:left w:w="100" w:type="dxa"/>
-              <w:bottom w:w="100" w:type="dxa"/>
-              <w:right w:w="100" w:type="dxa"/>
-            </w:tcMar>
-          </w:tcPr>
-          <w:p>
-            <w:pPr>
-              <w:pStyle w:val="TableContents"/>
-            </w:pPr>
-            <w:r>
-              <w:t>compaction scheduler and cluster manager</w:t>
-            </w:r>
-          </w:p>
-        </w:tc>
-        <w:tc>
-          <w:tcPr>
-            <w:shd w:val="clear" w:color="auto" w:fill="F6F8FA"/>
-            <w:tcMar>
-              <w:top w:w="100" w:type="dxa"/>
-              <w:left w:w="100" w:type="dxa"/>
-              <w:bottom w:w="100" w:type="dxa"/>
-              <w:right w:w="100" w:type="dxa"/>
-            </w:tcMar>
-          </w:tcPr>
-          <w:p>
-            <w:pPr>
-              <w:pStyle w:val="TableContents"/>
-            </w:pPr>
-            <w:r>
-              <w:t>1 and 1, with no autoscaler</w:t>
-            </w:r>
-          </w:p>
-        </w:tc>
-        <w:tc>
-          <w:tcPr>
-            <w:shd w:val="clear" w:color="auto" w:fill="F6F8FA"/>
-            <w:tcMar>
-              <w:top w:w="100" w:type="dxa"/>
-              <w:left w:w="100" w:type="dxa"/>
-              <w:bottom w:w="100" w:type="dxa"/>
-              <w:right w:w="100" w:type="dxa"/>
-            </w:tcMar>
-          </w:tcPr>
-          <w:p>
-            <w:pPr>
-              <w:pStyle w:val="TableContents"/>
-            </w:pPr>
-            <w:r>
-              <w:t>1 and 1, on a larger machine</w:t>
-            </w:r>
-          </w:p>
-        </w:tc>
-      </w:tr>
-      <w:tr>
-        <w:tc>
-          <w:tcPr>
-            <w:tcMar>
-              <w:top w:w="100" w:type="dxa"/>
-              <w:left w:w="100" w:type="dxa"/>
-              <w:bottom w:w="100" w:type="dxa"/>
-              <w:right w:w="100" w:type="dxa"/>
-            </w:tcMar>
-          </w:tcPr>
-          <w:p>
-            <w:pPr>
-              <w:pStyle w:val="TableContents"/>
-            </w:pPr>
-            <w:r>
               <w:t>Cache nodes</w:t>
             </w:r>
           </w:p>
@@ -2218,10 +2443,10 @@
                 <w:shd w:val="clear" w:color="auto" w:fill="F2EFF7"/>
                 <w:color w:val="8250DF"/>
               </w:rPr>
-              <w:t>db-custom-6-32768</w:t>
-            </w:r>
-            <w:r>
-              <w:t xml:space="preserve"> (6 vCPU, 32 GB), 50 GB disk floor</w:t>
+              <w:t>db-n1-standard-8</w:t>
+            </w:r>
+            <w:r>
+              <w:t xml:space="preserve"> (8 vCPU, 30 GB), 50 GB disk floor, regional high availability</w:t>
             </w:r>
           </w:p>
         </w:tc>
@@ -2249,7 +2474,7 @@
               <w:t>db-custom-10-65536</w:t>
             </w:r>
             <w:r>
-              <w:t xml:space="preserve"> (10 vCPU, 64 GB)</w:t>
+              <w:t xml:space="preserve"> (10 vCPU, 64 GB), regional high availability</w:t>
             </w:r>
           </w:p>
         </w:tc>
@@ -2278,7 +2503,7 @@
         <w:t>e2-standard-4</w:t>
       </w:r>
       <w:r>
-        <w:t xml:space="preserve"> (4 vCPU, 16 GB). It starts at 2 nodes per zone and can grow to 10 nodes per zone when application pods cannot be scheduled. The machine type stays the same at the larger production size. If those larger pods cannot be placed, the maximum node count is raised before the machine type is changed.</w:t>
+        <w:t xml:space="preserve"> (4 vCPU, 16 GB). It starts at 2 nodes per zone and can grow to 10 nodes per zone when application pods cannot be scheduled.</w:t>
       </w:r>
     </w:p>
     <w:tbl>
@@ -2404,180 +2629,7 @@
               <w:t>db-custom-2-8192</w:t>
             </w:r>
             <w:r>
-              <w:t xml:space="preserve"> (2 vCPU, 8 GB), 50 GB, regional high availability</w:t>
-            </w:r>
-          </w:p>
-        </w:tc>
-        <w:tc>
-          <w:tcPr>
-            <w:tcMar>
-              <w:top w:w="100" w:type="dxa"/>
-              <w:left w:w="100" w:type="dxa"/>
-              <w:bottom w:w="100" w:type="dxa"/>
-              <w:right w:w="100" w:type="dxa"/>
-            </w:tcMar>
-          </w:tcPr>
-          <w:p>
-            <w:pPr>
-              <w:pStyle w:val="TableContents"/>
-            </w:pPr>
-            <w:r>
-              <w:t>Remains at this machine size as trace volume grows. Disk may increase as metadata accumulates.</w:t>
-            </w:r>
-          </w:p>
-        </w:tc>
-      </w:tr>
-      <w:tr>
-        <w:tc>
-          <w:tcPr>
-            <w:shd w:val="clear" w:color="auto" w:fill="F6F8FA"/>
-            <w:tcMar>
-              <w:top w:w="100" w:type="dxa"/>
-              <w:left w:w="100" w:type="dxa"/>
-              <w:bottom w:w="100" w:type="dxa"/>
-              <w:right w:w="100" w:type="dxa"/>
-            </w:tcMar>
-          </w:tcPr>
-          <w:p>
-            <w:pPr>
-              <w:pStyle w:val="TableContents"/>
-            </w:pPr>
-            <w:r>
-              <w:t>Memorystore</w:t>
-            </w:r>
-          </w:p>
-        </w:tc>
-        <w:tc>
-          <w:tcPr>
-            <w:shd w:val="clear" w:color="auto" w:fill="F6F8FA"/>
-            <w:tcMar>
-              <w:top w:w="100" w:type="dxa"/>
-              <w:left w:w="100" w:type="dxa"/>
-              <w:bottom w:w="100" w:type="dxa"/>
-              <w:right w:w="100" w:type="dxa"/>
-            </w:tcMar>
-          </w:tcPr>
-          <w:p>
-            <w:pPr>
-              <w:pStyle w:val="TableContents"/>
-            </w:pPr>
-            <w:r>
-              <w:t>13 GB, Standard high availability</w:t>
-            </w:r>
-          </w:p>
-        </w:tc>
-        <w:tc>
-          <w:tcPr>
-            <w:shd w:val="clear" w:color="auto" w:fill="F6F8FA"/>
-            <w:tcMar>
-              <w:top w:w="100" w:type="dxa"/>
-              <w:left w:w="100" w:type="dxa"/>
-              <w:bottom w:w="100" w:type="dxa"/>
-              <w:right w:w="100" w:type="dxa"/>
-            </w:tcMar>
-          </w:tcPr>
-          <w:p>
-            <w:pPr>
-              <w:pStyle w:val="TableContents"/>
-            </w:pPr>
-            <w:r>
-              <w:t>Increases to 26 GB as ingest approaches 1,000 traces per second. The 5 GB default applies to low write rates and is not used for this deployment.</w:t>
-            </w:r>
-          </w:p>
-        </w:tc>
-      </w:tr>
-      <w:tr>
-        <w:tc>
-          <w:tcPr>
-            <w:tcMar>
-              <w:top w:w="100" w:type="dxa"/>
-              <w:left w:w="100" w:type="dxa"/>
-              <w:bottom w:w="100" w:type="dxa"/>
-              <w:right w:w="100" w:type="dxa"/>
-            </w:tcMar>
-          </w:tcPr>
-          <w:p>
-            <w:pPr>
-              <w:pStyle w:val="TableContents"/>
-            </w:pPr>
-            <w:r>
-              <w:t>SmithDB bucket</w:t>
-            </w:r>
-          </w:p>
-        </w:tc>
-        <w:tc>
-          <w:tcPr>
-            <w:tcMar>
-              <w:top w:w="100" w:type="dxa"/>
-              <w:left w:w="100" w:type="dxa"/>
-              <w:bottom w:w="100" w:type="dxa"/>
-              <w:right w:w="100" w:type="dxa"/>
-            </w:tcMar>
-          </w:tcPr>
-          <w:p>
-            <w:pPr>
-              <w:pStyle w:val="TableContents"/>
-            </w:pPr>
-            <w:r>
-              <w:t>Single region, with no object expiry</w:t>
-            </w:r>
-          </w:p>
-        </w:tc>
-        <w:tc>
-          <w:tcPr>
-            <w:tcMar>
-              <w:top w:w="100" w:type="dxa"/>
-              <w:left w:w="100" w:type="dxa"/>
-              <w:bottom w:w="100" w:type="dxa"/>
-              <w:right w:w="100" w:type="dxa"/>
-            </w:tcMar>
-          </w:tcPr>
-          <w:p>
-            <w:pPr>
-              <w:pStyle w:val="TableContents"/>
-            </w:pPr>
-            <w:r>
-              <w:t>Grows with the volume of traces retained. Compaction reclaims data that has passed its retention period.</w:t>
-            </w:r>
-          </w:p>
-        </w:tc>
-      </w:tr>
-      <w:tr>
-        <w:tc>
-          <w:tcPr>
-            <w:shd w:val="clear" w:color="auto" w:fill="F6F8FA"/>
-            <w:tcMar>
-              <w:top w:w="100" w:type="dxa"/>
-              <w:left w:w="100" w:type="dxa"/>
-              <w:bottom w:w="100" w:type="dxa"/>
-              <w:right w:w="100" w:type="dxa"/>
-            </w:tcMar>
-          </w:tcPr>
-          <w:p>
-            <w:pPr>
-              <w:pStyle w:val="TableContents"/>
-            </w:pPr>
-            <w:r>
-              <w:t>Blob bucket</w:t>
-            </w:r>
-          </w:p>
-        </w:tc>
-        <w:tc>
-          <w:tcPr>
-            <w:shd w:val="clear" w:color="auto" w:fill="F6F8FA"/>
-            <w:tcMar>
-              <w:top w:w="100" w:type="dxa"/>
-              <w:left w:w="100" w:type="dxa"/>
-              <w:bottom w:w="100" w:type="dxa"/>
-              <w:right w:w="100" w:type="dxa"/>
-            </w:tcMar>
-          </w:tcPr>
-          <w:p>
-            <w:pPr>
-              <w:pStyle w:val="TableContents"/>
-            </w:pPr>
-            <w:r>
-              <w:t xml:space="preserve">Multi-region </w:t>
+              <w:t xml:space="preserve"> (2 vCPU, 8 GB), 50 GB, regional high availability in </w:t>
             </w:r>
             <w:r>
               <w:rPr>
@@ -2587,7 +2639,213 @@
                 <w:shd w:val="clear" w:color="auto" w:fill="F2EFF7"/>
                 <w:color w:val="8250DF"/>
               </w:rPr>
-              <w:t>us</w:t>
+              <w:t>us-west2</w:t>
+            </w:r>
+          </w:p>
+        </w:tc>
+        <w:tc>
+          <w:tcPr>
+            <w:tcMar>
+              <w:top w:w="100" w:type="dxa"/>
+              <w:left w:w="100" w:type="dxa"/>
+              <w:bottom w:w="100" w:type="dxa"/>
+              <w:right w:w="100" w:type="dxa"/>
+            </w:tcMar>
+          </w:tcPr>
+          <w:p>
+            <w:pPr>
+              <w:pStyle w:val="TableContents"/>
+            </w:pPr>
+            <w:r>
+              <w:t>Remains at this machine size as trace volume grows. Disk may increase as metadata accumulates.</w:t>
+            </w:r>
+          </w:p>
+        </w:tc>
+      </w:tr>
+      <w:tr>
+        <w:tc>
+          <w:tcPr>
+            <w:shd w:val="clear" w:color="auto" w:fill="F6F8FA"/>
+            <w:tcMar>
+              <w:top w:w="100" w:type="dxa"/>
+              <w:left w:w="100" w:type="dxa"/>
+              <w:bottom w:w="100" w:type="dxa"/>
+              <w:right w:w="100" w:type="dxa"/>
+            </w:tcMar>
+          </w:tcPr>
+          <w:p>
+            <w:pPr>
+              <w:pStyle w:val="TableContents"/>
+            </w:pPr>
+            <w:r>
+              <w:t>Redis</w:t>
+            </w:r>
+          </w:p>
+        </w:tc>
+        <w:tc>
+          <w:tcPr>
+            <w:shd w:val="clear" w:color="auto" w:fill="F6F8FA"/>
+            <w:tcMar>
+              <w:top w:w="100" w:type="dxa"/>
+              <w:left w:w="100" w:type="dxa"/>
+              <w:bottom w:w="100" w:type="dxa"/>
+              <w:right w:w="100" w:type="dxa"/>
+            </w:tcMar>
+          </w:tcPr>
+          <w:p>
+            <w:pPr>
+              <w:pStyle w:val="TableContents"/>
+            </w:pPr>
+            <w:r>
+              <w:t xml:space="preserve">13 GB, Standard tier in </w:t>
+            </w:r>
+            <w:r>
+              <w:rPr>
+                <w:rFonts w:ascii="Menlo" w:hAnsi="Menlo"/>
+                <w:sz w:val="24"/>
+                <w:szCs w:val="24"/>
+                <w:shd w:val="clear" w:color="auto" w:fill="F2EFF7"/>
+                <w:color w:val="8250DF"/>
+              </w:rPr>
+              <w:t>us-west2</w:t>
+            </w:r>
+          </w:p>
+        </w:tc>
+        <w:tc>
+          <w:tcPr>
+            <w:shd w:val="clear" w:color="auto" w:fill="F6F8FA"/>
+            <w:tcMar>
+              <w:top w:w="100" w:type="dxa"/>
+              <w:left w:w="100" w:type="dxa"/>
+              <w:bottom w:w="100" w:type="dxa"/>
+              <w:right w:w="100" w:type="dxa"/>
+            </w:tcMar>
+          </w:tcPr>
+          <w:p>
+            <w:pPr>
+              <w:pStyle w:val="TableContents"/>
+            </w:pPr>
+            <w:r>
+              <w:t>Increases to 26 GB as ingest approaches 1,000 traces per second.</w:t>
+            </w:r>
+          </w:p>
+        </w:tc>
+      </w:tr>
+      <w:tr>
+        <w:tc>
+          <w:tcPr>
+            <w:tcMar>
+              <w:top w:w="100" w:type="dxa"/>
+              <w:left w:w="100" w:type="dxa"/>
+              <w:bottom w:w="100" w:type="dxa"/>
+              <w:right w:w="100" w:type="dxa"/>
+            </w:tcMar>
+          </w:tcPr>
+          <w:p>
+            <w:pPr>
+              <w:pStyle w:val="TableContents"/>
+            </w:pPr>
+            <w:r>
+              <w:t>SmithDB bucket</w:t>
+            </w:r>
+          </w:p>
+        </w:tc>
+        <w:tc>
+          <w:tcPr>
+            <w:tcMar>
+              <w:top w:w="100" w:type="dxa"/>
+              <w:left w:w="100" w:type="dxa"/>
+              <w:bottom w:w="100" w:type="dxa"/>
+              <w:right w:w="100" w:type="dxa"/>
+            </w:tcMar>
+          </w:tcPr>
+          <w:p>
+            <w:pPr>
+              <w:pStyle w:val="TableContents"/>
+            </w:pPr>
+            <w:r>
+              <w:t xml:space="preserve">Regional </w:t>
+            </w:r>
+            <w:r>
+              <w:rPr>
+                <w:rFonts w:ascii="Menlo" w:hAnsi="Menlo"/>
+                <w:sz w:val="24"/>
+                <w:szCs w:val="24"/>
+                <w:shd w:val="clear" w:color="auto" w:fill="F2EFF7"/>
+                <w:color w:val="8250DF"/>
+              </w:rPr>
+              <w:t>us-west2</w:t>
+            </w:r>
+            <w:r>
+              <w:t>, with no object expiry</w:t>
+            </w:r>
+          </w:p>
+        </w:tc>
+        <w:tc>
+          <w:tcPr>
+            <w:tcMar>
+              <w:top w:w="100" w:type="dxa"/>
+              <w:left w:w="100" w:type="dxa"/>
+              <w:bottom w:w="100" w:type="dxa"/>
+              <w:right w:w="100" w:type="dxa"/>
+            </w:tcMar>
+          </w:tcPr>
+          <w:p>
+            <w:pPr>
+              <w:pStyle w:val="TableContents"/>
+            </w:pPr>
+            <w:r>
+              <w:t>Grows with the volume of traces retained. Compaction reclaims data that has passed its retention period.</w:t>
+            </w:r>
+          </w:p>
+        </w:tc>
+      </w:tr>
+      <w:tr>
+        <w:tc>
+          <w:tcPr>
+            <w:shd w:val="clear" w:color="auto" w:fill="F6F8FA"/>
+            <w:tcMar>
+              <w:top w:w="100" w:type="dxa"/>
+              <w:left w:w="100" w:type="dxa"/>
+              <w:bottom w:w="100" w:type="dxa"/>
+              <w:right w:w="100" w:type="dxa"/>
+            </w:tcMar>
+          </w:tcPr>
+          <w:p>
+            <w:pPr>
+              <w:pStyle w:val="TableContents"/>
+            </w:pPr>
+            <w:r>
+              <w:t>Blob bucket</w:t>
+            </w:r>
+          </w:p>
+        </w:tc>
+        <w:tc>
+          <w:tcPr>
+            <w:shd w:val="clear" w:color="auto" w:fill="F6F8FA"/>
+            <w:tcMar>
+              <w:top w:w="100" w:type="dxa"/>
+              <w:left w:w="100" w:type="dxa"/>
+              <w:bottom w:w="100" w:type="dxa"/>
+              <w:right w:w="100" w:type="dxa"/>
+            </w:tcMar>
+          </w:tcPr>
+          <w:p>
+            <w:pPr>
+              <w:pStyle w:val="TableContents"/>
+            </w:pPr>
+            <w:r>
+              <w:t xml:space="preserve">Regional </w:t>
+            </w:r>
+            <w:r>
+              <w:rPr>
+                <w:rFonts w:ascii="Menlo" w:hAnsi="Menlo"/>
+                <w:sz w:val="24"/>
+                <w:szCs w:val="24"/>
+                <w:shd w:val="clear" w:color="auto" w:fill="F2EFF7"/>
+                <w:color w:val="8250DF"/>
+              </w:rPr>
+              <w:t>us-west2</w:t>
             </w:r>
             <w:r>
               <w:t>, with expiry at 14 days and 400 days</w:t>
@@ -2828,7 +3086,24 @@
           <w:rPr>
             <w:rStyle w:val="Hyperlink"/>
           </w:rPr>
-          <w:t>LangSmith Helm chart</w:t>
+          <w:t>LangSmith Helm chart 0.17.25</w:t>
+        </w:r>
+      </w:hyperlink>
+    </w:p>
+    <w:p>
+      <w:pPr>
+        <w:pStyle w:val="List"/>
+        <w:numPr>
+          <w:ilvl w:val="0"/>
+          <w:numId w:val="4"/>
+        </w:numPr>
+      </w:pPr>
+      <w:hyperlink r:id="rId13" w:history="1">
+        <w:r>
+          <w:rPr>
+            <w:rStyle w:val="Hyperlink"/>
+          </w:rPr>
+          <w:t>Prepare SmithDB supporting infrastructure</w:t>
         </w:r>
       </w:hyperlink>
     </w:p>
@@ -2941,72 +3216,69 @@
   <w:style w:type="paragraph" w:default="1" w:styleId="Normal">
     <w:name w:val="Normal"/>
     <w:rPr>
-      <w:rFonts w:ascii="Helvetica Neue" w:hAnsi="Helvetica Neue" w:cs="Helvetica Neue"/>
+      <w:rFonts w:ascii="TWK Lausanne" w:hAnsi="TWK Lausanne" w:cs="TWK Lausanne"/>
       <w:sz w:val="24"/>
       <w:szCs w:val="24"/>
       <w:color w:val="1F2328"/>
     </w:rPr>
   </w:style>
-  <w:style w:type="paragraph" w:styleId="CoverSubtitle">
-    <w:name w:val="CoverSubtitle"/>
+  <w:style w:type="paragraph" w:styleId="Caption">
+    <w:name w:val="Caption"/>
     <w:basedOn w:val="Normal"/>
     <w:pPr>
-      <w:spacing w:before="0" w:after="480"/>
-      <w:jc w:val="center"/>
+      <w:spacing w:before="120" w:after="120"/>
     </w:pPr>
     <w:rPr>
-      <w:rFonts w:ascii="Helvetica Neue" w:hAnsi="Helvetica Neue" w:cs="Helvetica Neue"/>
-      <w:sz w:val="48"/>
-      <w:szCs w:val="48"/>
-      <w:color w:val="333333"/>
-    </w:rPr>
-  </w:style>
-  <w:style w:type="paragraph" w:styleId="Heading1">
-    <w:name w:val="Heading1"/>
-    <w:basedOn w:val="Normal"/>
-    <w:pPr>
-      <w:spacing w:before="0" w:after="520"/>
-    </w:pPr>
-    <w:rPr>
-      <w:rFonts w:ascii="Helvetica Neue" w:hAnsi="Helvetica Neue" w:cs="Helvetica Neue"/>
-      <w:b/>
-      <w:sz w:val="52"/>
-      <w:szCs w:val="52"/>
-      <w:color w:val="000000"/>
-    </w:rPr>
-  </w:style>
-  <w:style w:type="paragraph" w:styleId="Heading4">
-    <w:name w:val="Heading4"/>
-    <w:basedOn w:val="Normal"/>
-    <w:pPr>
-      <w:spacing w:before="280" w:after="80"/>
-    </w:pPr>
-    <w:rPr>
-      <w:rFonts w:ascii="Helvetica Neue" w:hAnsi="Helvetica Neue" w:cs="Helvetica Neue"/>
-      <w:b/>
+      <w:rFonts w:ascii="TWK Lausanne" w:hAnsi="TWK Lausanne" w:cs="TWK Lausanne"/>
+      <w:i/>
       <w:sz w:val="24"/>
       <w:szCs w:val="24"/>
-      <w:color w:val="000000"/>
+      <w:color w:val="333333"/>
     </w:rPr>
   </w:style>
   <w:style w:type="paragraph" w:styleId="TableContents">
     <w:name w:val="TableContents"/>
     <w:basedOn w:val="Normal"/>
     <w:rPr>
-      <w:rFonts w:ascii="Helvetica Neue" w:hAnsi="Helvetica Neue" w:cs="Helvetica Neue"/>
+      <w:rFonts w:ascii="TWK Lausanne" w:hAnsi="TWK Lausanne" w:cs="TWK Lausanne"/>
       <w:sz w:val="24"/>
       <w:szCs w:val="24"/>
       <w:color w:val="1F2328"/>
     </w:rPr>
   </w:style>
-  <w:style w:type="paragraph" w:styleId="List">
-    <w:name w:val="List"/>
+  <w:style w:type="paragraph" w:styleId="Title">
+    <w:name w:val="Title"/>
+    <w:basedOn w:val="Normal"/>
+    <w:rPr>
+      <w:rFonts w:ascii="TWK Lausanne" w:hAnsi="TWK Lausanne" w:cs="TWK Lausanne"/>
+      <w:b/>
+      <w:sz w:val="80"/>
+      <w:szCs w:val="80"/>
+      <w:color w:val="000000"/>
+    </w:rPr>
+  </w:style>
+  <w:style w:type="paragraph" w:styleId="Heading2">
+    <w:name w:val="Heading2"/>
     <w:basedOn w:val="Normal"/>
     <w:pPr>
-      <w:spacing w:before="0" w:after="0" w:line="276" w:lineRule="exact"/>
+      <w:spacing w:before="600" w:after="240"/>
     </w:pPr>
     <w:rPr>
-      <w:rFonts w:ascii="Helvetica Neue" w:hAnsi="Helvetica Neue" w:cs="Helvetica Neue"/>
+      <w:rFonts w:ascii="TWK Lausanne" w:hAnsi="TWK Lausanne" w:cs="TWK Lausanne"/>
+      <w:b/>
+      <w:sz w:val="32"/>
+      <w:szCs w:val="32"/>
+      <w:color w:val="000000"/>
+    </w:rPr>
+  </w:style>
+  <w:style w:type="paragraph" w:styleId="BodyText">
+    <w:name w:val="BodyText"/>
+    <w:basedOn w:val="Normal"/>
+    <w:pPr>
+      <w:spacing w:before="0" w:after="140" w:line="276" w:lineRule="exact"/>
+    </w:pPr>
+    <w:rPr>
+      <w:rFonts w:ascii="TWK Lausanne" w:hAnsi="TWK Lausanne" w:cs="TWK Lausanne"/>
       <w:sz w:val="24"/>
       <w:szCs w:val="24"/>
       <w:color w:val="1F2328"/>
@@ -3020,48 +3292,24 @@
       <w:jc w:val="center"/>
     </w:pPr>
     <w:rPr>
-      <w:rFonts w:ascii="Helvetica Neue" w:hAnsi="Helvetica Neue" w:cs="Helvetica Neue"/>
+      <w:rFonts w:ascii="TWK Lausanne" w:hAnsi="TWK Lausanne" w:cs="TWK Lausanne"/>
       <w:b/>
       <w:sz w:val="80"/>
       <w:szCs w:val="80"/>
       <w:color w:val="000000"/>
     </w:rPr>
   </w:style>
-  <w:style w:type="paragraph" w:styleId="Title">
-    <w:name w:val="Title"/>
-    <w:basedOn w:val="Normal"/>
-    <w:rPr>
-      <w:rFonts w:ascii="Helvetica Neue" w:hAnsi="Helvetica Neue" w:cs="Helvetica Neue"/>
-      <w:b/>
-      <w:sz w:val="80"/>
-      <w:szCs w:val="80"/>
-      <w:color w:val="000000"/>
-    </w:rPr>
-  </w:style>
-  <w:style w:type="paragraph" w:styleId="Caption">
-    <w:name w:val="Caption"/>
+  <w:style w:type="paragraph" w:styleId="CoverAuthor">
+    <w:name w:val="CoverAuthor"/>
     <w:basedOn w:val="Normal"/>
     <w:pPr>
-      <w:spacing w:before="120" w:after="120"/>
+      <w:spacing w:before="0" w:after="160"/>
+      <w:jc w:val="center"/>
     </w:pPr>
     <w:rPr>
-      <w:rFonts w:ascii="Helvetica Neue" w:hAnsi="Helvetica Neue" w:cs="Helvetica Neue"/>
-      <w:i/>
-      <w:sz w:val="24"/>
-      <w:szCs w:val="24"/>
-      <w:color w:val="333333"/>
-    </w:rPr>
-  </w:style>
-  <w:style w:type="paragraph" w:styleId="Subtitle">
-    <w:name w:val="Subtitle"/>
-    <w:basedOn w:val="Normal"/>
-    <w:pPr>
-      <w:spacing w:before="0" w:after="0" w:line="480" w:lineRule="exact"/>
-    </w:pPr>
-    <w:rPr>
-      <w:rFonts w:ascii="Helvetica Neue" w:hAnsi="Helvetica Neue" w:cs="Helvetica Neue"/>
-      <w:sz w:val="48"/>
-      <w:szCs w:val="48"/>
+      <w:rFonts w:ascii="TWK Lausanne" w:hAnsi="TWK Lausanne" w:cs="TWK Lausanne"/>
+      <w:sz w:val="28"/>
+      <w:szCs w:val="28"/>
       <w:color w:val="333333"/>
     </w:rPr>
   </w:style>
@@ -3072,20 +3320,62 @@
       <w:spacing w:before="240" w:after="80"/>
     </w:pPr>
     <w:rPr>
-      <w:rFonts w:ascii="Helvetica Neue" w:hAnsi="Helvetica Neue" w:cs="Helvetica Neue"/>
+      <w:rFonts w:ascii="TWK Lausanne" w:hAnsi="TWK Lausanne" w:cs="TWK Lausanne"/>
       <w:sz w:val="22"/>
       <w:szCs w:val="22"/>
       <w:color w:val="666666"/>
     </w:rPr>
   </w:style>
-  <w:style w:type="paragraph" w:styleId="BodyText">
-    <w:name w:val="BodyText"/>
+  <w:style w:type="paragraph" w:styleId="Heading3">
+    <w:name w:val="Heading3"/>
     <w:basedOn w:val="Normal"/>
     <w:pPr>
-      <w:spacing w:before="0" w:after="140" w:line="276" w:lineRule="exact"/>
+      <w:spacing w:before="280" w:after="160"/>
     </w:pPr>
     <w:rPr>
-      <w:rFonts w:ascii="Helvetica Neue" w:hAnsi="Helvetica Neue" w:cs="Helvetica Neue"/>
+      <w:rFonts w:ascii="TWK Lausanne" w:hAnsi="TWK Lausanne" w:cs="TWK Lausanne"/>
+      <w:b/>
+      <w:sz w:val="28"/>
+      <w:szCs w:val="28"/>
+      <w:color w:val="000000"/>
+    </w:rPr>
+  </w:style>
+  <w:style w:type="paragraph" w:styleId="Heading4">
+    <w:name w:val="Heading4"/>
+    <w:basedOn w:val="Normal"/>
+    <w:pPr>
+      <w:spacing w:before="280" w:after="80"/>
+    </w:pPr>
+    <w:rPr>
+      <w:rFonts w:ascii="TWK Lausanne" w:hAnsi="TWK Lausanne" w:cs="TWK Lausanne"/>
+      <w:b/>
+      <w:sz w:val="24"/>
+      <w:szCs w:val="24"/>
+      <w:color w:val="000000"/>
+    </w:rPr>
+  </w:style>
+  <w:style w:type="paragraph" w:styleId="Heading6">
+    <w:name w:val="Heading6"/>
+    <w:basedOn w:val="Normal"/>
+    <w:pPr>
+      <w:spacing w:before="0" w:after="120"/>
+      <w:ind w:left="360"/>
+    </w:pPr>
+    <w:rPr>
+      <w:rFonts w:ascii="TWK Lausanne" w:hAnsi="TWK Lausanne" w:cs="TWK Lausanne"/>
+      <w:sz w:val="20"/>
+      <w:szCs w:val="20"/>
+      <w:color w:val="666666"/>
+    </w:rPr>
+  </w:style>
+  <w:style w:type="paragraph" w:styleId="List">
+    <w:name w:val="List"/>
+    <w:basedOn w:val="Normal"/>
+    <w:pPr>
+      <w:spacing w:before="0" w:after="0" w:line="276" w:lineRule="exact"/>
+    </w:pPr>
+    <w:rPr>
+      <w:rFonts w:ascii="TWK Lausanne" w:hAnsi="TWK Lausanne" w:cs="TWK Lausanne"/>
       <w:sz w:val="24"/>
       <w:szCs w:val="24"/>
       <w:color w:val="1F2328"/>
@@ -3099,82 +3389,25 @@
       <w:ind w:left="720"/>
     </w:pPr>
     <w:rPr>
-      <w:rFonts w:ascii="Helvetica Neue" w:hAnsi="Helvetica Neue" w:cs="Helvetica Neue"/>
+      <w:rFonts w:ascii="TWK Lausanne" w:hAnsi="TWK Lausanne" w:cs="TWK Lausanne"/>
       <w:i/>
       <w:sz w:val="24"/>
       <w:szCs w:val="24"/>
       <w:color w:val="656D76"/>
     </w:rPr>
   </w:style>
-  <w:style w:type="paragraph" w:styleId="CoverAuthor">
-    <w:name w:val="CoverAuthor"/>
+  <w:style w:type="paragraph" w:styleId="Heading1">
+    <w:name w:val="Heading1"/>
     <w:basedOn w:val="Normal"/>
     <w:pPr>
-      <w:spacing w:before="0" w:after="160"/>
-      <w:jc w:val="center"/>
+      <w:spacing w:before="0" w:after="520"/>
     </w:pPr>
     <w:rPr>
-      <w:rFonts w:ascii="Helvetica Neue" w:hAnsi="Helvetica Neue" w:cs="Helvetica Neue"/>
-      <w:sz w:val="28"/>
-      <w:szCs w:val="28"/>
-      <w:color w:val="333333"/>
-    </w:rPr>
-  </w:style>
-  <w:style w:type="paragraph" w:styleId="CoverDate">
-    <w:name w:val="CoverDate"/>
-    <w:basedOn w:val="Normal"/>
-    <w:pPr>
-      <w:spacing w:before="0" w:after="160"/>
-      <w:jc w:val="center"/>
-    </w:pPr>
-    <w:rPr>
-      <w:rFonts w:ascii="Helvetica Neue" w:hAnsi="Helvetica Neue" w:cs="Helvetica Neue"/>
-      <w:i/>
-      <w:sz w:val="24"/>
-      <w:szCs w:val="24"/>
-      <w:color w:val="666666"/>
-    </w:rPr>
-  </w:style>
-  <w:style w:type="paragraph" w:styleId="Heading2">
-    <w:name w:val="Heading2"/>
-    <w:basedOn w:val="Normal"/>
-    <w:pPr>
-      <w:spacing w:before="600" w:after="240"/>
-    </w:pPr>
-    <w:rPr>
-      <w:rFonts w:ascii="Helvetica Neue" w:hAnsi="Helvetica Neue" w:cs="Helvetica Neue"/>
+      <w:rFonts w:ascii="TWK Lausanne" w:hAnsi="TWK Lausanne" w:cs="TWK Lausanne"/>
       <w:b/>
-      <w:sz w:val="32"/>
-      <w:szCs w:val="32"/>
+      <w:sz w:val="52"/>
+      <w:szCs w:val="52"/>
       <w:color w:val="000000"/>
-    </w:rPr>
-  </w:style>
-  <w:style w:type="paragraph" w:styleId="Heading3">
-    <w:name w:val="Heading3"/>
-    <w:basedOn w:val="Normal"/>
-    <w:pPr>
-      <w:spacing w:before="280" w:after="160"/>
-    </w:pPr>
-    <w:rPr>
-      <w:rFonts w:ascii="Helvetica Neue" w:hAnsi="Helvetica Neue" w:cs="Helvetica Neue"/>
-      <w:b/>
-      <w:sz w:val="28"/>
-      <w:szCs w:val="28"/>
-      <w:color w:val="000000"/>
-    </w:rPr>
-  </w:style>
-  <w:style w:type="paragraph" w:styleId="Heading6">
-    <w:name w:val="Heading6"/>
-    <w:basedOn w:val="Normal"/>
-    <w:pPr>
-      <w:spacing w:before="0" w:after="120"/>
-      <w:ind w:left="360"/>
-    </w:pPr>
-    <w:rPr>
-      <w:rFonts w:ascii="Helvetica Neue" w:hAnsi="Helvetica Neue" w:cs="Helvetica Neue"/>
-      <w:sz w:val="20"/>
-      <w:szCs w:val="20"/>
-      <w:color w:val="666666"/>
     </w:rPr>
   </w:style>
   <w:style w:type="paragraph" w:styleId="CodeBlock">
@@ -3190,6 +3423,48 @@
       <w:color w:val="24292F"/>
     </w:rPr>
   </w:style>
+  <w:style w:type="paragraph" w:styleId="CoverSubtitle">
+    <w:name w:val="CoverSubtitle"/>
+    <w:basedOn w:val="Normal"/>
+    <w:pPr>
+      <w:spacing w:before="0" w:after="480"/>
+      <w:jc w:val="center"/>
+    </w:pPr>
+    <w:rPr>
+      <w:rFonts w:ascii="TWK Lausanne" w:hAnsi="TWK Lausanne" w:cs="TWK Lausanne"/>
+      <w:sz w:val="48"/>
+      <w:szCs w:val="48"/>
+      <w:color w:val="333333"/>
+    </w:rPr>
+  </w:style>
+  <w:style w:type="paragraph" w:styleId="CoverDate">
+    <w:name w:val="CoverDate"/>
+    <w:basedOn w:val="Normal"/>
+    <w:pPr>
+      <w:spacing w:before="0" w:after="160"/>
+      <w:jc w:val="center"/>
+    </w:pPr>
+    <w:rPr>
+      <w:rFonts w:ascii="TWK Lausanne" w:hAnsi="TWK Lausanne" w:cs="TWK Lausanne"/>
+      <w:i/>
+      <w:sz w:val="24"/>
+      <w:szCs w:val="24"/>
+      <w:color w:val="666666"/>
+    </w:rPr>
+  </w:style>
+  <w:style w:type="paragraph" w:styleId="Subtitle">
+    <w:name w:val="Subtitle"/>
+    <w:basedOn w:val="Normal"/>
+    <w:pPr>
+      <w:spacing w:before="0" w:after="0" w:line="480" w:lineRule="exact"/>
+    </w:pPr>
+    <w:rPr>
+      <w:rFonts w:ascii="TWK Lausanne" w:hAnsi="TWK Lausanne" w:cs="TWK Lausanne"/>
+      <w:sz w:val="48"/>
+      <w:szCs w:val="48"/>
+      <w:color w:val="333333"/>
+    </w:rPr>
+  </w:style>
   <w:style w:type="character" w:styleId="Hyperlink">
     <w:name w:val="Hyperlink"/>
     <w:rPr>
